--- a/assets/downloads/simulation-10/instructions-for-sp-4-athletic-training-clinic-high-school.docx
+++ b/assets/downloads/simulation-10/instructions-for-sp-4-athletic-training-clinic-high-school.docx
@@ -135,7 +135,7 @@
           <w:sz w:val="24"/>
           <w:szCs w:val="24"/>
           <w14:ligatures w14:val="standardContextual"/>
-          <w:rPrChange w:id="21" w:author="Anna Seaman" w:date="2026-08-12T11:54:00Z" w16du:dateUtc="2026-08-12T16:54:00Z">
+          <w:rPrChange w:id="26" w:author="Anna Seaman" w:date="2026-08-12T11:54:00Z" w16du:dateUtc="2026-08-12T16:54:00Z">
             <w:rPr>
               <w:rFonts w:ascii="Times New Roman" w:hAnsi="Times New Roman"/>
               <w:color w:val="000000"/>
@@ -155,7 +155,7 @@
           <w:sz w:val="24"/>
           <w:szCs w:val="24"/>
           <w14:ligatures w14:val="standardContextual"/>
-          <w:rPrChange w:id="22" w:author="Anna Seaman" w:date="2026-08-12T11:54:00Z" w16du:dateUtc="2026-08-12T16:54:00Z">
+          <w:rPrChange w:id="27" w:author="Anna Seaman" w:date="2026-08-12T11:54:00Z" w16du:dateUtc="2026-08-12T16:54:00Z">
             <w:rPr>
               <w:rFonts w:ascii="Times New Roman" w:hAnsi="Times New Roman"/>
               <w:color w:val="000000"/>
@@ -368,7 +368,7 @@
         </w:rPr>
         <w:t>.</w:t>
       </w:r>
-      <w:del w:id="23" w:author="Anna Seaman" w:date="2026-08-12T13:13:00Z" w16du:dateUtc="2026-08-12T18:13:00Z">
+      <w:del w:id="28" w:author="Anna Seaman" w:date="2026-08-12T13:13:00Z" w16du:dateUtc="2026-08-12T18:13:00Z">
         <w:r>
           <w:rPr>
             <w:rFonts w:ascii="Times New Roman" w:hAnsi="Times New Roman"/>
@@ -568,6 +568,7 @@
           <w:sz w:val="24"/>
           <w:szCs w:val="24"/>
         </w:rPr>
+        <w:lastRenderedPageBreak/>
         <w:t xml:space="preserve">You are a </w:t>
       </w:r>
       <w:r>
@@ -1067,7 +1068,7 @@
         </w:rPr>
         <w:t>earlier.</w:t>
       </w:r>
-      <w:del w:id="24" w:author="Anna Seaman" w:date="2026-08-12T13:13:00Z" w16du:dateUtc="2026-08-12T18:13:00Z">
+      <w:del w:id="29" w:author="Anna Seaman" w:date="2026-08-12T13:13:00Z" w16du:dateUtc="2026-08-12T18:13:00Z">
         <w:r>
           <w:rPr>
             <w:rFonts w:ascii="Times New Roman" w:hAnsi="Times New Roman"/>
@@ -1098,6 +1099,7 @@
           <w:sz w:val="24"/>
           <w:szCs w:val="24"/>
         </w:rPr>
+        <w:lastRenderedPageBreak/>
         <w:t>Exam:</w:t>
       </w:r>
       <w:r>
@@ -1165,7 +1167,6 @@
           <w:sz w:val="24"/>
           <w:szCs w:val="24"/>
         </w:rPr>
-        <w:lastRenderedPageBreak/>
         <w:t>Diagnosis:</w:t>
       </w:r>
       <w:r>
@@ -1276,7 +1277,7 @@
         </w:rPr>
         <w:t>—</w:t>
       </w:r>
-      <w:bookmarkStart w:id="25" w:name="_Hlk50014953"/>
+      <w:bookmarkStart w:id="30" w:name="_Hlk50014953"/>
       <w:r>
         <w:rPr>
           <w:rFonts w:ascii="Aptos" w:hAnsi="Aptos" w:eastAsia="Aptos" w:cs="Aptos"/>
@@ -1304,7 +1305,7 @@
         </w:rPr>
         <w:t>fracture is in line and does not produce movement, swelling, or deformity</w:t>
       </w:r>
-      <w:bookmarkEnd w:id="25"/>
+      <w:bookmarkEnd w:id="30"/>
       <w:r>
         <w:rPr>
           <w:rFonts w:ascii="Aptos" w:hAnsi="Aptos" w:eastAsia="Aptos" w:cs="Aptos"/>
@@ -1314,7 +1315,7 @@
         </w:rPr>
         <w:t>.</w:t>
       </w:r>
-      <w:del w:id="26" w:author="Anna Seaman" w:date="2026-08-12T13:13:00Z" w16du:dateUtc="2026-08-12T18:13:00Z">
+      <w:del w:id="31" w:author="Anna Seaman" w:date="2026-08-12T13:13:00Z" w16du:dateUtc="2026-08-12T18:13:00Z">
         <w:r>
           <w:rPr>
             <w:rFonts w:ascii="Times New Roman" w:hAnsi="Times New Roman"/>
@@ -1622,7 +1623,7 @@
         <w:i/>
         <w:sz w:val="18"/>
       </w:rPr>
-      <w:t>Clinical Simulations for the Athletic Trainer HKPropel Access</w:t>
+      <w:t>Clinical Simulations for the Athletic Trainer Instructor Guide</w:t>
     </w:r>
     <w:r>
       <w:rPr>
@@ -5215,6 +5216,7 @@
   <w:style w:type="character" w:default="1" w:styleId="DefaultParagraphFont">
     <w:name w:val="Default Paragraph Font"/>
     <w:uiPriority w:val="1"/>
+    <w:semiHidden/>
     <w:unhideWhenUsed/>
   </w:style>
   <w:style w:type="table" w:default="1" w:styleId="TableNormal">
